--- a/海上风电专题研讨/答辩演讲稿与问答准备.docx
+++ b/海上风电专题研讨/答辩演讲稿与问答准备.docx
@@ -60,7 +60,7 @@
           <w:sz w:val="22"/>
           <w:szCs w:val="22"/>
         </w:rPr>
-        <w:t xml:space="preserve">演讲稿与答辩PPT逐页对应（共11页，PPT每页备注中也附有同样内容）。全文约1434字，按每分钟约270字的语速约需5.3分钟，控制在要求的5分钟左右。表中给出的讲解人分工仅供参考，可按小组实际调整。</w:t>
+        <w:t xml:space="preserve">演讲稿与答辩PPT逐页对应（共14页，PPT每页备注中也附有同样内容）。全文约1299字，按每分钟约270字的语速约需4.8分钟，控制在要求的5分钟左右。表中给出的讲解人分工仅供参考，可按小组实际调整。</w:t>
       </w:r>
     </w:p>
     <w:tbl>
@@ -271,7 +271,7 @@
                 <w:sz w:val="20"/>
                 <w:szCs w:val="20"/>
               </w:rPr>
-              <w:t xml:space="preserve">20 秒</w:t>
+              <w:t xml:space="preserve">18 秒</w:t>
             </w:r>
           </w:p>
         </w:tc>
@@ -459,7 +459,7 @@
                 <w:sz w:val="20"/>
                 <w:szCs w:val="20"/>
               </w:rPr>
-              <w:t xml:space="preserve">35 秒</w:t>
+              <w:t xml:space="preserve">26 秒</w:t>
             </w:r>
           </w:p>
         </w:tc>
@@ -553,7 +553,7 @@
                 <w:sz w:val="20"/>
                 <w:szCs w:val="20"/>
               </w:rPr>
-              <w:t xml:space="preserve">40 秒</w:t>
+              <w:t xml:space="preserve">27 秒</w:t>
             </w:r>
           </w:p>
         </w:tc>
@@ -601,7 +601,7 @@
                 <w:sz w:val="20"/>
                 <w:szCs w:val="20"/>
               </w:rPr>
-              <w:t xml:space="preserve">产业链结构</w:t>
+              <w:t xml:space="preserve">技术路线适用范围</w:t>
             </w:r>
           </w:p>
         </w:tc>
@@ -647,7 +647,7 @@
                 <w:sz w:val="20"/>
                 <w:szCs w:val="20"/>
               </w:rPr>
-              <w:t xml:space="preserve">27 秒</w:t>
+              <w:t xml:space="preserve">26 秒</w:t>
             </w:r>
           </w:p>
         </w:tc>
@@ -695,7 +695,7 @@
                 <w:sz w:val="20"/>
                 <w:szCs w:val="20"/>
               </w:rPr>
-              <w:t xml:space="preserve">国产化水平</w:t>
+              <w:t xml:space="preserve">产业链结构</w:t>
             </w:r>
           </w:p>
         </w:tc>
@@ -741,7 +741,7 @@
                 <w:sz w:val="20"/>
                 <w:szCs w:val="20"/>
               </w:rPr>
-              <w:t xml:space="preserve">27 秒</w:t>
+              <w:t xml:space="preserve">20 秒</w:t>
             </w:r>
           </w:p>
         </w:tc>
@@ -789,7 +789,7 @@
                 <w:sz w:val="20"/>
                 <w:szCs w:val="20"/>
               </w:rPr>
-              <w:t xml:space="preserve">集群格局</w:t>
+              <w:t xml:space="preserve">国产化水平</w:t>
             </w:r>
           </w:p>
         </w:tc>
@@ -812,7 +812,7 @@
                 <w:sz w:val="20"/>
                 <w:szCs w:val="20"/>
               </w:rPr>
-              <w:t xml:space="preserve">组员3</w:t>
+              <w:t xml:space="preserve">组员2</w:t>
             </w:r>
           </w:p>
         </w:tc>
@@ -835,7 +835,7 @@
                 <w:sz w:val="20"/>
                 <w:szCs w:val="20"/>
               </w:rPr>
-              <w:t xml:space="preserve">39 秒</w:t>
+              <w:t xml:space="preserve">16 秒</w:t>
             </w:r>
           </w:p>
         </w:tc>
@@ -883,7 +883,7 @@
                 <w:sz w:val="20"/>
                 <w:szCs w:val="20"/>
               </w:rPr>
-              <w:t xml:space="preserve">布局形成机制</w:t>
+              <w:t xml:space="preserve">集群格局</w:t>
             </w:r>
           </w:p>
         </w:tc>
@@ -929,7 +929,7 @@
                 <w:sz w:val="20"/>
                 <w:szCs w:val="20"/>
               </w:rPr>
-              <w:t xml:space="preserve">23 秒</w:t>
+              <w:t xml:space="preserve">24 秒</w:t>
             </w:r>
           </w:p>
         </w:tc>
@@ -977,7 +977,7 @@
                 <w:sz w:val="20"/>
                 <w:szCs w:val="20"/>
               </w:rPr>
-              <w:t xml:space="preserve">制约因素</w:t>
+              <w:t xml:space="preserve">集群发展水平评价</w:t>
             </w:r>
           </w:p>
         </w:tc>
@@ -1000,7 +1000,7 @@
                 <w:sz w:val="20"/>
                 <w:szCs w:val="20"/>
               </w:rPr>
-              <w:t xml:space="preserve">组员4</w:t>
+              <w:t xml:space="preserve">组员3</w:t>
             </w:r>
           </w:p>
         </w:tc>
@@ -1023,7 +1023,7 @@
                 <w:sz w:val="20"/>
                 <w:szCs w:val="20"/>
               </w:rPr>
-              <w:t xml:space="preserve">38 秒</w:t>
+              <w:t xml:space="preserve">21 秒</w:t>
             </w:r>
           </w:p>
         </w:tc>
@@ -1071,7 +1071,7 @@
                 <w:sz w:val="20"/>
                 <w:szCs w:val="20"/>
               </w:rPr>
-              <w:t xml:space="preserve">趋势与建议</w:t>
+              <w:t xml:space="preserve">布局形成机制</w:t>
             </w:r>
           </w:p>
         </w:tc>
@@ -1094,7 +1094,7 @@
                 <w:sz w:val="20"/>
                 <w:szCs w:val="20"/>
               </w:rPr>
-              <w:t xml:space="preserve">组员4</w:t>
+              <w:t xml:space="preserve">组员3</w:t>
             </w:r>
           </w:p>
         </w:tc>
@@ -1117,7 +1117,7 @@
                 <w:sz w:val="20"/>
                 <w:szCs w:val="20"/>
               </w:rPr>
-              <w:t xml:space="preserve">42 秒</w:t>
+              <w:t xml:space="preserve">18 秒</w:t>
             </w:r>
           </w:p>
         </w:tc>
@@ -1165,6 +1165,288 @@
                 <w:sz w:val="20"/>
                 <w:szCs w:val="20"/>
               </w:rPr>
+              <w:t xml:space="preserve">制约因素</w:t>
+            </w:r>
+          </w:p>
+        </w:tc>
+        <w:tc>
+          <w:tcPr>
+            <w:tcW w:type="dxa" w:w="1300"/>
+            <w:tcMar>
+              <w:top w:type="dxa" w:w="60"/>
+              <w:left w:type="dxa" w:w="100"/>
+              <w:bottom w:type="dxa" w:w="60"/>
+              <w:right w:type="dxa" w:w="100"/>
+            </w:tcMar>
+          </w:tcPr>
+          <w:p>
+            <w:r>
+              <w:rPr>
+                <w:rFonts w:ascii="Times New Roman" w:eastAsia="宋体" w:hAnsi="Times New Roman"/>
+                <w:b w:val="false"/>
+                <w:bCs w:val="false"/>
+                <w:sz w:val="20"/>
+                <w:szCs w:val="20"/>
+              </w:rPr>
+              <w:t xml:space="preserve">组员4</w:t>
+            </w:r>
+          </w:p>
+        </w:tc>
+        <w:tc>
+          <w:tcPr>
+            <w:tcW w:type="dxa" w:w="4526"/>
+            <w:tcMar>
+              <w:top w:type="dxa" w:w="60"/>
+              <w:left w:type="dxa" w:w="100"/>
+              <w:bottom w:type="dxa" w:w="60"/>
+              <w:right w:type="dxa" w:w="100"/>
+            </w:tcMar>
+          </w:tcPr>
+          <w:p>
+            <w:r>
+              <w:rPr>
+                <w:rFonts w:ascii="Times New Roman" w:eastAsia="宋体" w:hAnsi="Times New Roman"/>
+                <w:b w:val="false"/>
+                <w:bCs w:val="false"/>
+                <w:sz w:val="20"/>
+                <w:szCs w:val="20"/>
+              </w:rPr>
+              <w:t xml:space="preserve">28 秒</w:t>
+            </w:r>
+          </w:p>
+        </w:tc>
+      </w:tr>
+      <w:tr>
+        <w:tc>
+          <w:tcPr>
+            <w:tcW w:type="dxa" w:w="1300"/>
+            <w:tcMar>
+              <w:top w:type="dxa" w:w="60"/>
+              <w:left w:type="dxa" w:w="100"/>
+              <w:bottom w:type="dxa" w:w="60"/>
+              <w:right w:type="dxa" w:w="100"/>
+            </w:tcMar>
+          </w:tcPr>
+          <w:p>
+            <w:r>
+              <w:rPr>
+                <w:rFonts w:ascii="Times New Roman" w:eastAsia="宋体" w:hAnsi="Times New Roman"/>
+                <w:b w:val="false"/>
+                <w:bCs w:val="false"/>
+                <w:sz w:val="20"/>
+                <w:szCs w:val="20"/>
+              </w:rPr>
+              <w:t xml:space="preserve">12</w:t>
+            </w:r>
+          </w:p>
+        </w:tc>
+        <w:tc>
+          <w:tcPr>
+            <w:tcW w:type="dxa" w:w="1900"/>
+            <w:tcMar>
+              <w:top w:type="dxa" w:w="60"/>
+              <w:left w:type="dxa" w:w="100"/>
+              <w:bottom w:type="dxa" w:w="60"/>
+              <w:right w:type="dxa" w:w="100"/>
+            </w:tcMar>
+          </w:tcPr>
+          <w:p>
+            <w:r>
+              <w:rPr>
+                <w:rFonts w:ascii="Times New Roman" w:eastAsia="宋体" w:hAnsi="Times New Roman"/>
+                <w:b w:val="false"/>
+                <w:bCs w:val="false"/>
+                <w:sz w:val="20"/>
+                <w:szCs w:val="20"/>
+              </w:rPr>
+              <w:t xml:space="preserve">趋势与建议</w:t>
+            </w:r>
+          </w:p>
+        </w:tc>
+        <w:tc>
+          <w:tcPr>
+            <w:tcW w:type="dxa" w:w="1300"/>
+            <w:tcMar>
+              <w:top w:type="dxa" w:w="60"/>
+              <w:left w:type="dxa" w:w="100"/>
+              <w:bottom w:type="dxa" w:w="60"/>
+              <w:right w:type="dxa" w:w="100"/>
+            </w:tcMar>
+          </w:tcPr>
+          <w:p>
+            <w:r>
+              <w:rPr>
+                <w:rFonts w:ascii="Times New Roman" w:eastAsia="宋体" w:hAnsi="Times New Roman"/>
+                <w:b w:val="false"/>
+                <w:bCs w:val="false"/>
+                <w:sz w:val="20"/>
+                <w:szCs w:val="20"/>
+              </w:rPr>
+              <w:t xml:space="preserve">组员4</w:t>
+            </w:r>
+          </w:p>
+        </w:tc>
+        <w:tc>
+          <w:tcPr>
+            <w:tcW w:type="dxa" w:w="4526"/>
+            <w:tcMar>
+              <w:top w:type="dxa" w:w="60"/>
+              <w:left w:type="dxa" w:w="100"/>
+              <w:bottom w:type="dxa" w:w="60"/>
+              <w:right w:type="dxa" w:w="100"/>
+            </w:tcMar>
+          </w:tcPr>
+          <w:p>
+            <w:r>
+              <w:rPr>
+                <w:rFonts w:ascii="Times New Roman" w:eastAsia="宋体" w:hAnsi="Times New Roman"/>
+                <w:b w:val="false"/>
+                <w:bCs w:val="false"/>
+                <w:sz w:val="20"/>
+                <w:szCs w:val="20"/>
+              </w:rPr>
+              <w:t xml:space="preserve">24 秒</w:t>
+            </w:r>
+          </w:p>
+        </w:tc>
+      </w:tr>
+      <w:tr>
+        <w:tc>
+          <w:tcPr>
+            <w:tcW w:type="dxa" w:w="1300"/>
+            <w:tcMar>
+              <w:top w:type="dxa" w:w="60"/>
+              <w:left w:type="dxa" w:w="100"/>
+              <w:bottom w:type="dxa" w:w="60"/>
+              <w:right w:type="dxa" w:w="100"/>
+            </w:tcMar>
+          </w:tcPr>
+          <w:p>
+            <w:r>
+              <w:rPr>
+                <w:rFonts w:ascii="Times New Roman" w:eastAsia="宋体" w:hAnsi="Times New Roman"/>
+                <w:b w:val="false"/>
+                <w:bCs w:val="false"/>
+                <w:sz w:val="20"/>
+                <w:szCs w:val="20"/>
+              </w:rPr>
+              <w:t xml:space="preserve">13</w:t>
+            </w:r>
+          </w:p>
+        </w:tc>
+        <w:tc>
+          <w:tcPr>
+            <w:tcW w:type="dxa" w:w="1900"/>
+            <w:tcMar>
+              <w:top w:type="dxa" w:w="60"/>
+              <w:left w:type="dxa" w:w="100"/>
+              <w:bottom w:type="dxa" w:w="60"/>
+              <w:right w:type="dxa" w:w="100"/>
+            </w:tcMar>
+          </w:tcPr>
+          <w:p>
+            <w:r>
+              <w:rPr>
+                <w:rFonts w:ascii="Times New Roman" w:eastAsia="宋体" w:hAnsi="Times New Roman"/>
+                <w:b w:val="false"/>
+                <w:bCs w:val="false"/>
+                <w:sz w:val="20"/>
+                <w:szCs w:val="20"/>
+              </w:rPr>
+              <w:t xml:space="preserve">分阶段实施路径</w:t>
+            </w:r>
+          </w:p>
+        </w:tc>
+        <w:tc>
+          <w:tcPr>
+            <w:tcW w:type="dxa" w:w="1300"/>
+            <w:tcMar>
+              <w:top w:type="dxa" w:w="60"/>
+              <w:left w:type="dxa" w:w="100"/>
+              <w:bottom w:type="dxa" w:w="60"/>
+              <w:right w:type="dxa" w:w="100"/>
+            </w:tcMar>
+          </w:tcPr>
+          <w:p>
+            <w:r>
+              <w:rPr>
+                <w:rFonts w:ascii="Times New Roman" w:eastAsia="宋体" w:hAnsi="Times New Roman"/>
+                <w:b w:val="false"/>
+                <w:bCs w:val="false"/>
+                <w:sz w:val="20"/>
+                <w:szCs w:val="20"/>
+              </w:rPr>
+              <w:t xml:space="preserve">组员4</w:t>
+            </w:r>
+          </w:p>
+        </w:tc>
+        <w:tc>
+          <w:tcPr>
+            <w:tcW w:type="dxa" w:w="4526"/>
+            <w:tcMar>
+              <w:top w:type="dxa" w:w="60"/>
+              <w:left w:type="dxa" w:w="100"/>
+              <w:bottom w:type="dxa" w:w="60"/>
+              <w:right w:type="dxa" w:w="100"/>
+            </w:tcMar>
+          </w:tcPr>
+          <w:p>
+            <w:r>
+              <w:rPr>
+                <w:rFonts w:ascii="Times New Roman" w:eastAsia="宋体" w:hAnsi="Times New Roman"/>
+                <w:b w:val="false"/>
+                <w:bCs w:val="false"/>
+                <w:sz w:val="20"/>
+                <w:szCs w:val="20"/>
+              </w:rPr>
+              <w:t xml:space="preserve">16 秒</w:t>
+            </w:r>
+          </w:p>
+        </w:tc>
+      </w:tr>
+      <w:tr>
+        <w:tc>
+          <w:tcPr>
+            <w:tcW w:type="dxa" w:w="1300"/>
+            <w:tcMar>
+              <w:top w:type="dxa" w:w="60"/>
+              <w:left w:type="dxa" w:w="100"/>
+              <w:bottom w:type="dxa" w:w="60"/>
+              <w:right w:type="dxa" w:w="100"/>
+            </w:tcMar>
+          </w:tcPr>
+          <w:p>
+            <w:r>
+              <w:rPr>
+                <w:rFonts w:ascii="Times New Roman" w:eastAsia="宋体" w:hAnsi="Times New Roman"/>
+                <w:b w:val="false"/>
+                <w:bCs w:val="false"/>
+                <w:sz w:val="20"/>
+                <w:szCs w:val="20"/>
+              </w:rPr>
+              <w:t xml:space="preserve">14</w:t>
+            </w:r>
+          </w:p>
+        </w:tc>
+        <w:tc>
+          <w:tcPr>
+            <w:tcW w:type="dxa" w:w="1900"/>
+            <w:tcMar>
+              <w:top w:type="dxa" w:w="60"/>
+              <w:left w:type="dxa" w:w="100"/>
+              <w:bottom w:type="dxa" w:w="60"/>
+              <w:right w:type="dxa" w:w="100"/>
+            </w:tcMar>
+          </w:tcPr>
+          <w:p>
+            <w:r>
+              <w:rPr>
+                <w:rFonts w:ascii="Times New Roman" w:eastAsia="宋体" w:hAnsi="Times New Roman"/>
+                <w:b w:val="false"/>
+                <w:bCs w:val="false"/>
+                <w:sz w:val="20"/>
+                <w:szCs w:val="20"/>
+              </w:rPr>
               <w:t xml:space="preserve">结论</w:t>
             </w:r>
           </w:p>
@@ -1211,7 +1493,7 @@
                 <w:sz w:val="20"/>
                 <w:szCs w:val="20"/>
               </w:rPr>
-              <w:t xml:space="preserve">19 秒</w:t>
+              <w:t xml:space="preserve">16 秒</w:t>
             </w:r>
           </w:p>
         </w:tc>
@@ -1229,7 +1511,7 @@
           <w:sz w:val="24"/>
           <w:szCs w:val="24"/>
         </w:rPr>
-        <w:t xml:space="preserve">第1页  封面（组员1，约20秒）</w:t>
+        <w:t xml:space="preserve">第1页  封面（组员1，约18秒）</w:t>
       </w:r>
     </w:p>
     <w:p>
@@ -1243,7 +1525,7 @@
           <w:sz w:val="22"/>
           <w:szCs w:val="22"/>
         </w:rPr>
-        <w:t xml:space="preserve">各位老师好！我们小组汇报的题目是《中国海上风电产业链及产业集群布局分析》。按照专题要求，我们以海上风电为前提、以技术问题为核心，从发展现状出发，重点分析制约条件，最后论述发展趋势。</w:t>
+        <w:t xml:space="preserve">各位老师好！我们小组的题目是《中国海上风电产业链及产业集群布局分析》。我们以海上风电为前提、以技术问题为核心，从发展现状出发，重点分析制约条件，最后论述发展趋势。</w:t>
       </w:r>
     </w:p>
     <w:p>
@@ -1272,7 +1554,7 @@
           <w:sz w:val="22"/>
           <w:szCs w:val="22"/>
         </w:rPr>
-        <w:t xml:space="preserve">汇报分为五个部分：发展现状、产业链分析、集群布局、制约因素，以及趋势与建议。</w:t>
+        <w:t xml:space="preserve">汇报分为五个部分：发展现状、产业链分析、集群布局、制约因素、趋势与建议。</w:t>
       </w:r>
     </w:p>
     <w:p>
@@ -1287,7 +1569,7 @@
           <w:sz w:val="24"/>
           <w:szCs w:val="24"/>
         </w:rPr>
-        <w:t xml:space="preserve">第3页  发展现状（组员1，约35秒）</w:t>
+        <w:t xml:space="preserve">第3页  发展现状（组员1，约26秒）</w:t>
       </w:r>
     </w:p>
     <w:p>
@@ -1301,7 +1583,7 @@
           <w:sz w:val="22"/>
           <w:szCs w:val="22"/>
         </w:rPr>
-        <w:t xml:space="preserve">先看发展现状。截至2025年底，我国海上风电累计并网约4700万千瓦，连续5年居全球第一。从左图可以看到，2021年是国家补贴退出前的最后窗口，出现“抢装潮”，当年新增1690万千瓦；2022年进入平价阶段后，年新增稳定在400万到700万千瓦，2025年新增659万千瓦。技术上，20兆瓦级机组已经完成海上吊装。</w:t>
+        <w:t xml:space="preserve">截至2025年底，我国海上风电累计并网约4700万千瓦，连续5年全球第一。左图可以看到，2021年国补退出前出现“抢装”，新增1690万千瓦；进入平价阶段后年新增稳定在400万到700万千瓦。这说明我国海上风电增长具有明显的政策驱动特征。</w:t>
       </w:r>
     </w:p>
     <w:p>
@@ -1316,7 +1598,7 @@
           <w:sz w:val="24"/>
           <w:szCs w:val="24"/>
         </w:rPr>
-        <w:t xml:space="preserve">第4页  三条技术主线（组员1，约40秒）</w:t>
+        <w:t xml:space="preserve">第4页  三条技术主线（组员1，约27秒）</w:t>
       </w:r>
     </w:p>
     <w:p>
@@ -1330,7 +1612,7 @@
           <w:sz w:val="22"/>
           <w:szCs w:val="22"/>
         </w:rPr>
-        <w:t xml:space="preserve">技术进展可以概括为三条主线。第一是机组大型化，单机从2010年的3兆瓦发展到现在12到18兆瓦为主流，因为单机越大，机位、基础、海缆和吊装次数越少，度电成本越低。第二是基础深水化，40米以内用单桩，40到60米用导管架，再深就要用漂浮式。第三是送出柔直化，离岸超过约70公里后，交流海缆充电电流过大，需要采用柔性直流，如东正负400千伏工程是亚洲首个海上柔直工程。</w:t>
+        <w:t xml:space="preserve">技术进展有三条主线。一是大型化，单机从3兆瓦发展到12到18兆瓦主流，20兆瓦级已经吊装，因为单机越大，机位、基础和海缆越少，度电成本越低。二是基础深水化，从单桩到导管架再到漂浮式。三是送出柔直化，如东正负400千伏工程是亚洲首个海上柔直工程。</w:t>
       </w:r>
     </w:p>
     <w:p>
@@ -1345,7 +1627,7 @@
           <w:sz w:val="24"/>
           <w:szCs w:val="24"/>
         </w:rPr>
-        <w:t xml:space="preserve">第5页  产业链结构（组员2，约27秒）</w:t>
+        <w:t xml:space="preserve">第5页  技术路线适用范围（组员2，约26秒）</w:t>
       </w:r>
     </w:p>
     <w:p>
@@ -1359,7 +1641,7 @@
           <w:sz w:val="22"/>
           <w:szCs w:val="22"/>
         </w:rPr>
-        <w:t xml:space="preserve">第二部分是产业链。海上风电产业链分为上游原材料和关键零部件、中游整机与海工装备、下游开发运维三段。与陆上风电相比，它的特点是部件超大、装备重型、依港布局。从投资构成看，风电机组约占四成，基础与施工安装约占三成，海缆与送出工程约占一到一成半。</w:t>
+        <w:t xml:space="preserve">技术路线的选择由水深和离岸距离决定：40米以内用单桩，40到60米用导管架，再深用漂浮式；离岸超过约70公里，交流海缆充电电流过大，就要用柔性直流。各海域条件不同，江苏浅水、福建基岩、广东台风、渤海海冰，这也是后面集群分工的依据。</w:t>
       </w:r>
     </w:p>
     <w:p>
@@ -1374,7 +1656,7 @@
           <w:sz w:val="24"/>
           <w:szCs w:val="24"/>
         </w:rPr>
-        <w:t xml:space="preserve">第6页  国产化水平（组员2，约27秒）</w:t>
+        <w:t xml:space="preserve">第6页  产业链结构（组员2，约20秒）</w:t>
       </w:r>
     </w:p>
     <w:p>
@@ -1388,7 +1670,7 @@
           <w:sz w:val="22"/>
           <w:szCs w:val="22"/>
         </w:rPr>
-        <w:t xml:space="preserve">从国产化水平看，整机、叶片、海缆和基础施工已经达到国际先进水平，20兆瓦级机组居世界前列。短板集中在“深层次”环节：一是主轴承，超大兆瓦主轴承寿命验证不足；二是高压大功率IGBT，仍较多依赖进口；三是载荷仿真和设计软件，以国外商业软件为主。</w:t>
+        <w:t xml:space="preserve">产业链分为上游零部件、中游整机与海工装备、下游开发运维三段，特点是部件超大、装备重型、依港布局。风机约占投资四成，基础与施工约三成，这些海工环节占比高，是产业链依赖港口的原因。</w:t>
       </w:r>
     </w:p>
     <w:p>
@@ -1403,7 +1685,7 @@
           <w:sz w:val="24"/>
           <w:szCs w:val="24"/>
         </w:rPr>
-        <w:t xml:space="preserve">第7页  集群格局（组员3，约39秒）</w:t>
+        <w:t xml:space="preserve">第7页  国产化水平（组员2，约16秒）</w:t>
       </w:r>
     </w:p>
     <w:p>
@@ -1417,7 +1699,7 @@
           <w:sz w:val="22"/>
           <w:szCs w:val="22"/>
         </w:rPr>
-        <w:t xml:space="preserve">第三部分是集群布局。“十四五”规划了山东半岛、长三角、闽南、粤东和北部湾五大基地，“十五五”进一步扩展到渤海、黄海、东海、南海四大海域。目前形成了沿海带状、依港集聚、苏粤双核的格局：江苏盐城整机产能约占全国40%、叶片约占20%；广东阳江并网容量约800万千瓦，居全国地级市第一，2025年产业链产值超过187亿元。福建、山东、沪浙和北部湾则各有特色。</w:t>
+        <w:t xml:space="preserve">整机、叶片、海缆和基础已达国际先进水平；短板集中在主轴承、高压大功率IGBT和设计仿真软件等“深层次”环节，共同特点是技术积累周期长、验证成本高。</w:t>
       </w:r>
     </w:p>
     <w:p>
@@ -1432,7 +1714,7 @@
           <w:sz w:val="24"/>
           <w:szCs w:val="24"/>
         </w:rPr>
-        <w:t xml:space="preserve">第8页  布局形成机制（组员3，约23秒）</w:t>
+        <w:t xml:space="preserve">第8页  集群格局（组员3，约24秒）</w:t>
       </w:r>
     </w:p>
     <w:p>
@@ -1446,7 +1728,7 @@
           <w:sz w:val="22"/>
           <w:szCs w:val="22"/>
         </w:rPr>
-        <w:t xml:space="preserve">为什么会这样布局？我们总结了四个机制。最根本的是大部件物流：叶片超过120米、单桩超过2000吨，只能走水路，必须在码头“下线即装船”。其次是港口岸线条件、地方“资源换产业”政策，以及整机龙头对配套企业的带动。</w:t>
+        <w:t xml:space="preserve">集群布局方面，“十四五”规划五大基地，“十五五”扩展到四大海域，形成沿海带状、依港集聚、苏粤双核的格局：盐城整机产能约占全国40%、叶片约20%；阳江并网约800万千瓦居地级市第一，2025年产业链产值超过187亿元。</w:t>
       </w:r>
     </w:p>
     <w:p>
@@ -1461,7 +1743,7 @@
           <w:sz w:val="24"/>
           <w:szCs w:val="24"/>
         </w:rPr>
-        <w:t xml:space="preserve">第9页  制约因素（组员4，约38秒）</w:t>
+        <w:t xml:space="preserve">第9页  集群发展水平评价（组员3，约21秒）</w:t>
       </w:r>
     </w:p>
     <w:p>
@@ -1475,7 +1757,7 @@
           <w:sz w:val="22"/>
           <w:szCs w:val="22"/>
         </w:rPr>
-        <w:t xml:space="preserve">第四部分是本报告的分析重点——制约因素。技术层面，核心部件存在卡脖子环节，大型化太快导致样机验证不足，深远海柔直成本高，漂浮式造价约为固定式的2到3倍。政策与市场层面，近海用海约束趋紧，电价市场化后收益不确定，右图显示海上风电占全国风电新增的比重从2021年的25.9%降到2025年的4.2%。集群层面，各地同质化布局造成产能过剩和价格战。</w:t>
+        <w:t xml:space="preserve">我们从五个维度对集群做了定性评价。江苏和广东综合实力最强，但阶段不同：江苏产业链成熟但近海资源趋于饱和，需要转型；广东资源和产业兼备，处于上升期。沪浙技术创新突出，北部湾潜力大但基础较弱。</w:t>
       </w:r>
     </w:p>
     <w:p>
@@ -1490,7 +1772,7 @@
           <w:sz w:val="24"/>
           <w:szCs w:val="24"/>
         </w:rPr>
-        <w:t xml:space="preserve">第10页  趋势与建议（组员4，约42秒）</w:t>
+        <w:t xml:space="preserve">第10页  布局形成机制（组员3，约18秒）</w:t>
       </w:r>
     </w:p>
     <w:p>
@@ -1504,7 +1786,7 @@
           <w:sz w:val="22"/>
           <w:szCs w:val="22"/>
         </w:rPr>
-        <w:t xml:space="preserve">最后是趋势与建议。未来将呈现大型化、深远海、柔直送出、海上风电加制氢和海洋牧场、产业出海五大趋势，预计2030年累计并网有望超过1亿千瓦。布局上，我们建议按四大海域统筹集群，并推动差异化分工：江苏做大兆瓦整机和柔直，沪浙做研发和海缆，福建做强风机组和嵌岩施工，广东做抗台风和漂浮式，山东做海工装备和海上风电加，北部湾面向东盟。同时攻关核心部件、建设国家级试验平台、规范资源换产业。</w:t>
+        <w:t xml:space="preserve">为什么这样布局？最根本的是大部件物流：叶片超过120米、单桩超过2000吨，只能水运，必须“下线即装船”。再加上港口岸线、地方“资源换产业”政策和龙头企业带动。</w:t>
       </w:r>
     </w:p>
     <w:p>
@@ -1519,7 +1801,7 @@
           <w:sz w:val="24"/>
           <w:szCs w:val="24"/>
         </w:rPr>
-        <w:t xml:space="preserve">第11页  结论（组员4，约19秒）</w:t>
+        <w:t xml:space="preserve">第11页  制约因素（组员4，约28秒）</w:t>
       </w:r>
     </w:p>
     <w:p>
@@ -1533,7 +1815,94 @@
           <w:sz w:val="22"/>
           <w:szCs w:val="22"/>
         </w:rPr>
-        <w:t xml:space="preserve">总结一下：我国海上风电已形成完整产业链和沿海集群格局，下一步关键是补齐深层次短板，实现从“规模领先”到“技术领先”的转变。我们的汇报到此结束，恳请各位老师批评指正，谢谢！</w:t>
+        <w:t xml:space="preserve">制约因素是分析重点。技术上，核心部件卡脖子、大型化验证不足、台风和腐蚀环境适应性有待提高、柔直和漂浮式成本高。政策市场上，用海约束趋紧，电价市场化后收益不确定，右图中海上风电占风电新增比重从25.9%降到4.2%。集群层面，同质化布局导致产能过剩和价格战。</w:t>
+      </w:r>
+    </w:p>
+    <w:p>
+      <w:pPr>
+        <w:pStyle w:val="Heading2"/>
+        <w:spacing w:after="100" w:before="240"/>
+      </w:pPr>
+      <w:r>
+        <w:rPr>
+          <w:rFonts w:ascii="Times New Roman" w:eastAsia="黑体" w:hAnsi="Times New Roman"/>
+          <w:color w:val="1F6F9F"/>
+          <w:sz w:val="24"/>
+          <w:szCs w:val="24"/>
+        </w:rPr>
+        <w:t xml:space="preserve">第12页  趋势与建议（组员4，约24秒）</w:t>
+      </w:r>
+    </w:p>
+    <w:p>
+      <w:pPr>
+        <w:spacing w:after="80" w:line="360"/>
+        <w:ind w:firstLine="440"/>
+      </w:pPr>
+      <w:r>
+        <w:rPr>
+          <w:rFonts w:ascii="Times New Roman" w:eastAsia="宋体" w:hAnsi="Times New Roman"/>
+          <w:sz w:val="22"/>
+          <w:szCs w:val="22"/>
+        </w:rPr>
+        <w:t xml:space="preserve">未来趋势是大型化、深远海、柔直送出、海上风电加和产业出海。我们建议按四大海域统筹集群，推动差异化分工：江苏做整机和柔直，沪浙做研发和海缆，福建做强风机组和嵌岩施工，广东做抗台风和漂浮式，山东做海工装备，北部湾面向东盟。</w:t>
+      </w:r>
+    </w:p>
+    <w:p>
+      <w:pPr>
+        <w:pStyle w:val="Heading2"/>
+        <w:spacing w:after="100" w:before="240"/>
+      </w:pPr>
+      <w:r>
+        <w:rPr>
+          <w:rFonts w:ascii="Times New Roman" w:eastAsia="黑体" w:hAnsi="Times New Roman"/>
+          <w:color w:val="1F6F9F"/>
+          <w:sz w:val="24"/>
+          <w:szCs w:val="24"/>
+        </w:rPr>
+        <w:t xml:space="preserve">第13页  分阶段实施路径（组员4，约16秒）</w:t>
+      </w:r>
+    </w:p>
+    <w:p>
+      <w:pPr>
+        <w:spacing w:after="80" w:line="360"/>
+        <w:ind w:firstLine="440"/>
+      </w:pPr>
+      <w:r>
+        <w:rPr>
+          <w:rFonts w:ascii="Times New Roman" w:eastAsia="宋体" w:hAnsi="Times New Roman"/>
+          <w:sz w:val="22"/>
+          <w:szCs w:val="22"/>
+        </w:rPr>
+        <w:t xml:space="preserve">实施上分三步：近期到2027年，集群提质不扩量，加快核心部件验证；中期到2030年，推进深远海和漂浮式规模化示范；远期实现漂浮式商业化和多能融合。</w:t>
+      </w:r>
+    </w:p>
+    <w:p>
+      <w:pPr>
+        <w:pStyle w:val="Heading2"/>
+        <w:spacing w:after="100" w:before="240"/>
+      </w:pPr>
+      <w:r>
+        <w:rPr>
+          <w:rFonts w:ascii="Times New Roman" w:eastAsia="黑体" w:hAnsi="Times New Roman"/>
+          <w:color w:val="1F6F9F"/>
+          <w:sz w:val="24"/>
+          <w:szCs w:val="24"/>
+        </w:rPr>
+        <w:t xml:space="preserve">第14页  结论（组员4，约16秒）</w:t>
+      </w:r>
+    </w:p>
+    <w:p>
+      <w:pPr>
+        <w:spacing w:after="80" w:line="360"/>
+        <w:ind w:firstLine="440"/>
+      </w:pPr>
+      <w:r>
+        <w:rPr>
+          <w:rFonts w:ascii="Times New Roman" w:eastAsia="宋体" w:hAnsi="Times New Roman"/>
+          <w:sz w:val="22"/>
+          <w:szCs w:val="22"/>
+        </w:rPr>
+        <w:t xml:space="preserve">总结：我国海上风电已形成完整产业链和沿海集群格局，下一步要补齐深层次短板，从“规模领先”走向“技术领先”。汇报完毕，恳请各位老师批评指正，谢谢！</w:t>
       </w:r>
     </w:p>
     <w:p>
@@ -1837,6 +2206,210 @@
     </w:p>
     <w:p>
       <w:pPr>
+        <w:spacing w:after="60" w:before="160" w:line="360"/>
+      </w:pPr>
+      <w:r>
+        <w:rPr>
+          <w:rFonts w:ascii="Times New Roman" w:eastAsia="宋体" w:hAnsi="Times New Roman"/>
+          <w:b/>
+          <w:bCs/>
+          <w:color w:val="0B3C5D"/>
+          <w:sz w:val="22"/>
+          <w:szCs w:val="22"/>
+        </w:rPr>
+        <w:t xml:space="preserve">问题6：</w:t>
+      </w:r>
+      <w:r>
+        <w:rPr>
+          <w:rFonts w:ascii="Times New Roman" w:eastAsia="宋体" w:hAnsi="Times New Roman"/>
+          <w:b/>
+          <w:bCs/>
+          <w:sz w:val="22"/>
+          <w:szCs w:val="22"/>
+        </w:rPr>
+        <w:t xml:space="preserve">海上风电机组和基础如何防腐？哪个区域腐蚀最严重？</w:t>
+      </w:r>
+    </w:p>
+    <w:p>
+      <w:pPr>
+        <w:spacing w:after="80" w:line="360"/>
+        <w:ind w:firstLine="0"/>
+      </w:pPr>
+      <w:r>
+        <w:rPr>
+          <w:rFonts w:ascii="Times New Roman" w:eastAsia="宋体" w:hAnsi="Times New Roman"/>
+          <w:b/>
+          <w:bCs/>
+          <w:color w:val="1F6F9F"/>
+          <w:sz w:val="22"/>
+          <w:szCs w:val="22"/>
+        </w:rPr>
+        <w:t xml:space="preserve">参考回答：</w:t>
+      </w:r>
+      <w:r>
+        <w:rPr>
+          <w:rFonts w:ascii="Times New Roman" w:eastAsia="宋体" w:hAnsi="Times New Roman"/>
+          <w:sz w:val="22"/>
+          <w:szCs w:val="22"/>
+        </w:rPr>
+        <w:t xml:space="preserve">海上钢结构按所处环境分为大气区、浪溅区、全浸区和海泥区，其中浪溅区受干湿交替和充分供氧影响，腐蚀最为严重。一般采用重防腐涂层、阴极保护（牺牲阳极或外加电流）和预留腐蚀余量相结合的方式；机舱内部电气设备则通过密封、除湿和正压通风防止盐雾侵入。</w:t>
+      </w:r>
+    </w:p>
+    <w:p>
+      <w:pPr>
+        <w:spacing w:after="60" w:before="160" w:line="360"/>
+      </w:pPr>
+      <w:r>
+        <w:rPr>
+          <w:rFonts w:ascii="Times New Roman" w:eastAsia="宋体" w:hAnsi="Times New Roman"/>
+          <w:b/>
+          <w:bCs/>
+          <w:color w:val="0B3C5D"/>
+          <w:sz w:val="22"/>
+          <w:szCs w:val="22"/>
+        </w:rPr>
+        <w:t xml:space="preserve">问题7：</w:t>
+      </w:r>
+      <w:r>
+        <w:rPr>
+          <w:rFonts w:ascii="Times New Roman" w:eastAsia="宋体" w:hAnsi="Times New Roman"/>
+          <w:b/>
+          <w:bCs/>
+          <w:sz w:val="22"/>
+          <w:szCs w:val="22"/>
+        </w:rPr>
+        <w:t xml:space="preserve">东南沿海的台风对海上风电有什么影响？机组如何应对？</w:t>
+      </w:r>
+    </w:p>
+    <w:p>
+      <w:pPr>
+        <w:spacing w:after="80" w:line="360"/>
+        <w:ind w:firstLine="0"/>
+      </w:pPr>
+      <w:r>
+        <w:rPr>
+          <w:rFonts w:ascii="Times New Roman" w:eastAsia="宋体" w:hAnsi="Times New Roman"/>
+          <w:b/>
+          <w:bCs/>
+          <w:color w:val="1F6F9F"/>
+          <w:sz w:val="22"/>
+          <w:szCs w:val="22"/>
+        </w:rPr>
+        <w:t xml:space="preserve">参考回答：</w:t>
+      </w:r>
+      <w:r>
+        <w:rPr>
+          <w:rFonts w:ascii="Times New Roman" w:eastAsia="宋体" w:hAnsi="Times New Roman"/>
+          <w:sz w:val="22"/>
+          <w:szCs w:val="22"/>
+        </w:rPr>
+        <w:t xml:space="preserve">台风风速高、风向突变剧烈、湍流强，可能造成叶片损坏甚至倒塔。国际标准IEC 61400-1第4版已增加台风等级（T类）。应对措施包括：提高叶片、塔筒和基础的设计强度；台风期间保持偏航系统对风、叶片顺桨以减小载荷；配置备用电源，保证电网失电时偏航和变桨系统仍能工作。</w:t>
+      </w:r>
+    </w:p>
+    <w:p>
+      <w:pPr>
+        <w:spacing w:after="60" w:before="160" w:line="360"/>
+      </w:pPr>
+      <w:r>
+        <w:rPr>
+          <w:rFonts w:ascii="Times New Roman" w:eastAsia="宋体" w:hAnsi="Times New Roman"/>
+          <w:b/>
+          <w:bCs/>
+          <w:color w:val="0B3C5D"/>
+          <w:sz w:val="22"/>
+          <w:szCs w:val="22"/>
+        </w:rPr>
+        <w:t xml:space="preserve">问题8：</w:t>
+      </w:r>
+      <w:r>
+        <w:rPr>
+          <w:rFonts w:ascii="Times New Roman" w:eastAsia="宋体" w:hAnsi="Times New Roman"/>
+          <w:b/>
+          <w:bCs/>
+          <w:sz w:val="22"/>
+          <w:szCs w:val="22"/>
+        </w:rPr>
+        <w:t xml:space="preserve">柔性直流和柔性低频交流有什么区别？各适用于什么场景？</w:t>
+      </w:r>
+    </w:p>
+    <w:p>
+      <w:pPr>
+        <w:spacing w:after="80" w:line="360"/>
+        <w:ind w:firstLine="0"/>
+      </w:pPr>
+      <w:r>
+        <w:rPr>
+          <w:rFonts w:ascii="Times New Roman" w:eastAsia="宋体" w:hAnsi="Times New Roman"/>
+          <w:b/>
+          <w:bCs/>
+          <w:color w:val="1F6F9F"/>
+          <w:sz w:val="22"/>
+          <w:szCs w:val="22"/>
+        </w:rPr>
+        <w:t xml:space="preserve">参考回答：</w:t>
+      </w:r>
+      <w:r>
+        <w:rPr>
+          <w:rFonts w:ascii="Times New Roman" w:eastAsia="宋体" w:hAnsi="Times New Roman"/>
+          <w:sz w:val="22"/>
+          <w:szCs w:val="22"/>
+        </w:rPr>
+        <w:t xml:space="preserve">柔性低频交流把输电频率降低到约20 Hz，海缆充电电流随频率下降而减小，因此送出距离比工频交流更远，同时海上不需要换流站，只在岸上设变频站，适合中远距离（约50～150 km）。柔性直流没有充电电流问题，适合更远距离、更大容量的送出，但海上换流平台重、造价高。两者是互补关系。</w:t>
+      </w:r>
+    </w:p>
+    <w:p>
+      <w:pPr>
+        <w:spacing w:after="60" w:before="160" w:line="360"/>
+      </w:pPr>
+      <w:r>
+        <w:rPr>
+          <w:rFonts w:ascii="Times New Roman" w:eastAsia="宋体" w:hAnsi="Times New Roman"/>
+          <w:b/>
+          <w:bCs/>
+          <w:color w:val="0B3C5D"/>
+          <w:sz w:val="22"/>
+          <w:szCs w:val="22"/>
+        </w:rPr>
+        <w:t xml:space="preserve">问题9：</w:t>
+      </w:r>
+      <w:r>
+        <w:rPr>
+          <w:rFonts w:ascii="Times New Roman" w:eastAsia="宋体" w:hAnsi="Times New Roman"/>
+          <w:b/>
+          <w:bCs/>
+          <w:sz w:val="22"/>
+          <w:szCs w:val="22"/>
+        </w:rPr>
+        <w:t xml:space="preserve">海上风电运维为什么比陆上难？有哪些新技术？</w:t>
+      </w:r>
+    </w:p>
+    <w:p>
+      <w:pPr>
+        <w:spacing w:after="80" w:line="360"/>
+        <w:ind w:firstLine="0"/>
+      </w:pPr>
+      <w:r>
+        <w:rPr>
+          <w:rFonts w:ascii="Times New Roman" w:eastAsia="宋体" w:hAnsi="Times New Roman"/>
+          <w:b/>
+          <w:bCs/>
+          <w:color w:val="1F6F9F"/>
+          <w:sz w:val="22"/>
+          <w:szCs w:val="22"/>
+        </w:rPr>
+        <w:t xml:space="preserve">参考回答：</w:t>
+      </w:r>
+      <w:r>
+        <w:rPr>
+          <w:rFonts w:ascii="Times New Roman" w:eastAsia="宋体" w:hAnsi="Times New Roman"/>
+          <w:sz w:val="22"/>
+          <w:szCs w:val="22"/>
+        </w:rPr>
+        <w:t xml:space="preserve">海上运维受海况制约，常规运维船一般只能在有效波高约1.5 m以下出海，可作业窗口期有限；大部件更换需要动用安装船，费用高。新技术包括：带运动补偿栈桥的运维母船（SOV）、无人机和水下机器人巡检、基于振动和油液分析的在线状态监测、数字孪生和预测性维护，目标是从“故障后维修”转向“预测性维护”。</w:t>
+      </w:r>
+    </w:p>
+    <w:p>
+      <w:pPr>
         <w:pStyle w:val="Heading2"/>
         <w:spacing w:after="100" w:before="240"/>
       </w:pPr>
@@ -1863,7 +2436,7 @@
           <w:sz w:val="22"/>
           <w:szCs w:val="22"/>
         </w:rPr>
-        <w:t xml:space="preserve">问题6：</w:t>
+        <w:t xml:space="preserve">问题10：</w:t>
       </w:r>
       <w:r>
         <w:rPr>
@@ -1914,7 +2487,7 @@
           <w:sz w:val="22"/>
           <w:szCs w:val="22"/>
         </w:rPr>
-        <w:t xml:space="preserve">问题7：</w:t>
+        <w:t xml:space="preserve">问题11：</w:t>
       </w:r>
       <w:r>
         <w:rPr>
@@ -1980,7 +2553,7 @@
           <w:sz w:val="22"/>
           <w:szCs w:val="22"/>
         </w:rPr>
-        <w:t xml:space="preserve">问题8：</w:t>
+        <w:t xml:space="preserve">问题12：</w:t>
       </w:r>
       <w:r>
         <w:rPr>
@@ -2031,7 +2604,7 @@
           <w:sz w:val="22"/>
           <w:szCs w:val="22"/>
         </w:rPr>
-        <w:t xml:space="preserve">问题9：</w:t>
+        <w:t xml:space="preserve">问题13：</w:t>
       </w:r>
       <w:r>
         <w:rPr>
@@ -2082,7 +2655,7 @@
           <w:sz w:val="22"/>
           <w:szCs w:val="22"/>
         </w:rPr>
-        <w:t xml:space="preserve">问题10：</w:t>
+        <w:t xml:space="preserve">问题14：</w:t>
       </w:r>
       <w:r>
         <w:rPr>
@@ -2133,7 +2706,7 @@
           <w:sz w:val="22"/>
           <w:szCs w:val="22"/>
         </w:rPr>
-        <w:t xml:space="preserve">问题11：</w:t>
+        <w:t xml:space="preserve">问题15：</w:t>
       </w:r>
       <w:r>
         <w:rPr>
@@ -2169,6 +2742,108 @@
           <w:szCs w:val="22"/>
         </w:rPr>
         <w:t xml:space="preserve">主要依据三个方面：一是各地的自然条件，如福建海床基岩埋深浅，需要嵌岩施工技术，广东台风多需要抗台风机组，渤海有海冰需要抗冰设计；二是已有产业基础，如江苏的整机产能、浙江的海缆、山东的海工装备；三是区位和市场，如北部湾靠近东盟市场。</w:t>
+      </w:r>
+    </w:p>
+    <w:p>
+      <w:pPr>
+        <w:spacing w:after="60" w:before="160" w:line="360"/>
+      </w:pPr>
+      <w:r>
+        <w:rPr>
+          <w:rFonts w:ascii="Times New Roman" w:eastAsia="宋体" w:hAnsi="Times New Roman"/>
+          <w:b/>
+          <w:bCs/>
+          <w:color w:val="0B3C5D"/>
+          <w:sz w:val="22"/>
+          <w:szCs w:val="22"/>
+        </w:rPr>
+        <w:t xml:space="preserve">问题16：</w:t>
+      </w:r>
+      <w:r>
+        <w:rPr>
+          <w:rFonts w:ascii="Times New Roman" w:eastAsia="宋体" w:hAnsi="Times New Roman"/>
+          <w:b/>
+          <w:bCs/>
+          <w:sz w:val="22"/>
+          <w:szCs w:val="22"/>
+        </w:rPr>
+        <w:t xml:space="preserve">表4的集群评价是怎么得出的？是否客观？</w:t>
+      </w:r>
+    </w:p>
+    <w:p>
+      <w:pPr>
+        <w:spacing w:after="80" w:line="360"/>
+        <w:ind w:firstLine="0"/>
+      </w:pPr>
+      <w:r>
+        <w:rPr>
+          <w:rFonts w:ascii="Times New Roman" w:eastAsia="宋体" w:hAnsi="Times New Roman"/>
+          <w:b/>
+          <w:bCs/>
+          <w:color w:val="1F6F9F"/>
+          <w:sz w:val="22"/>
+          <w:szCs w:val="22"/>
+        </w:rPr>
+        <w:t xml:space="preserve">参考回答：</w:t>
+      </w:r>
+      <w:r>
+        <w:rPr>
+          <w:rFonts w:ascii="Times New Roman" w:eastAsia="宋体" w:hAnsi="Times New Roman"/>
+          <w:sz w:val="22"/>
+          <w:szCs w:val="22"/>
+        </w:rPr>
+        <w:t xml:space="preserve">这是我们依据公开资料做的定性评价，选取产业链完整度、技术创新能力、港口岸线条件、资源开发潜力和市场辐射能力五个维度，分别参考了各地龙头企业数量和环节覆盖、示范工程和研发平台、重件码头条件、规划及剩余海域资源、出口和服务范围等信息。它有一定主观性，报告中已注明；后续可以用区位熵、产业集中度等指标做定量评价。</w:t>
+      </w:r>
+    </w:p>
+    <w:p>
+      <w:pPr>
+        <w:spacing w:after="60" w:before="160" w:line="360"/>
+      </w:pPr>
+      <w:r>
+        <w:rPr>
+          <w:rFonts w:ascii="Times New Roman" w:eastAsia="宋体" w:hAnsi="Times New Roman"/>
+          <w:b/>
+          <w:bCs/>
+          <w:color w:val="0B3C5D"/>
+          <w:sz w:val="22"/>
+          <w:szCs w:val="22"/>
+        </w:rPr>
+        <w:t xml:space="preserve">问题17：</w:t>
+      </w:r>
+      <w:r>
+        <w:rPr>
+          <w:rFonts w:ascii="Times New Roman" w:eastAsia="宋体" w:hAnsi="Times New Roman"/>
+          <w:b/>
+          <w:bCs/>
+          <w:sz w:val="22"/>
+          <w:szCs w:val="22"/>
+        </w:rPr>
+        <w:t xml:space="preserve">为什么近期建议集群“提质”而不“扩量”？</w:t>
+      </w:r>
+    </w:p>
+    <w:p>
+      <w:pPr>
+        <w:spacing w:after="80" w:line="360"/>
+        <w:ind w:firstLine="0"/>
+      </w:pPr>
+      <w:r>
+        <w:rPr>
+          <w:rFonts w:ascii="Times New Roman" w:eastAsia="宋体" w:hAnsi="Times New Roman"/>
+          <w:b/>
+          <w:bCs/>
+          <w:color w:val="1F6F9F"/>
+          <w:sz w:val="22"/>
+          <w:szCs w:val="22"/>
+        </w:rPr>
+        <w:t xml:space="preserve">参考回答：</w:t>
+      </w:r>
+      <w:r>
+        <w:rPr>
+          <w:rFonts w:ascii="Times New Roman" w:eastAsia="宋体" w:hAnsi="Times New Roman"/>
+          <w:sz w:val="22"/>
+          <w:szCs w:val="22"/>
+        </w:rPr>
+        <w:t xml:space="preserve">因为目前整机等环节的名义产能已远超年度需求，海上风电占全国风电新增比重从2021年的25.9%降到2025年的4.2%，继续扩产只会加剧价格战。近期更应该把资源投入到核心部件国产化验证、试验平台建设和质量提升上。</w:t>
       </w:r>
     </w:p>
     <w:p>
@@ -2199,7 +2874,7 @@
           <w:sz w:val="22"/>
           <w:szCs w:val="22"/>
         </w:rPr>
-        <w:t xml:space="preserve">问题12：</w:t>
+        <w:t xml:space="preserve">问题18：</w:t>
       </w:r>
       <w:r>
         <w:rPr>
@@ -2250,7 +2925,7 @@
           <w:sz w:val="22"/>
           <w:szCs w:val="22"/>
         </w:rPr>
-        <w:t xml:space="preserve">问题13：</w:t>
+        <w:t xml:space="preserve">问题19：</w:t>
       </w:r>
       <w:r>
         <w:rPr>
@@ -2301,7 +2976,58 @@
           <w:sz w:val="22"/>
           <w:szCs w:val="22"/>
         </w:rPr>
-        <w:t xml:space="preserve">问题14：</w:t>
+        <w:t xml:space="preserve">问题20：</w:t>
+      </w:r>
+      <w:r>
+        <w:rPr>
+          <w:rFonts w:ascii="Times New Roman" w:eastAsia="宋体" w:hAnsi="Times New Roman"/>
+          <w:b/>
+          <w:bCs/>
+          <w:sz w:val="22"/>
+          <w:szCs w:val="22"/>
+        </w:rPr>
+        <w:t xml:space="preserve">早期投运的海上风电机组退役后怎么处理？</w:t>
+      </w:r>
+    </w:p>
+    <w:p>
+      <w:pPr>
+        <w:spacing w:after="80" w:line="360"/>
+        <w:ind w:firstLine="0"/>
+      </w:pPr>
+      <w:r>
+        <w:rPr>
+          <w:rFonts w:ascii="Times New Roman" w:eastAsia="宋体" w:hAnsi="Times New Roman"/>
+          <w:b/>
+          <w:bCs/>
+          <w:color w:val="1F6F9F"/>
+          <w:sz w:val="22"/>
+          <w:szCs w:val="22"/>
+        </w:rPr>
+        <w:t xml:space="preserve">参考回答：</w:t>
+      </w:r>
+      <w:r>
+        <w:rPr>
+          <w:rFonts w:ascii="Times New Roman" w:eastAsia="宋体" w:hAnsi="Times New Roman"/>
+          <w:sz w:val="22"/>
+          <w:szCs w:val="22"/>
+        </w:rPr>
+        <w:t xml:space="preserve">我国早期海上风电机组将在2030年前后陆续进入退役期。退役涉及机组和基础拆除、海缆处理和海域恢复，钢材、铜等可以回收，难点是叶片等热固性复合材料，目前主要有机械粉碎、热解和化学回收等方法；也可以通过“以大代小”改造，延续场址利用。</w:t>
+      </w:r>
+    </w:p>
+    <w:p>
+      <w:pPr>
+        <w:spacing w:after="60" w:before="160" w:line="360"/>
+      </w:pPr>
+      <w:r>
+        <w:rPr>
+          <w:rFonts w:ascii="Times New Roman" w:eastAsia="宋体" w:hAnsi="Times New Roman"/>
+          <w:b/>
+          <w:bCs/>
+          <w:color w:val="0B3C5D"/>
+          <w:sz w:val="22"/>
+          <w:szCs w:val="22"/>
+        </w:rPr>
+        <w:t xml:space="preserve">问题21：</w:t>
       </w:r>
       <w:r>
         <w:rPr>
@@ -2352,7 +3078,7 @@
           <w:sz w:val="22"/>
           <w:szCs w:val="22"/>
         </w:rPr>
-        <w:t xml:space="preserve">问题15：</w:t>
+        <w:t xml:space="preserve">问题22：</w:t>
       </w:r>
       <w:r>
         <w:rPr>
@@ -2420,7 +3146,7 @@
           <w:sz w:val="22"/>
           <w:szCs w:val="22"/>
         </w:rPr>
-        <w:t xml:space="preserve">关键数据要记牢：累计约4700万千瓦、连续5年全球第一、2025年新增659万千瓦、2021年抢装1690万千瓦、盐城整机产能约占全国40%、阳江并网801.66万千瓦。</w:t>
+        <w:t xml:space="preserve">关键数据要记牢：累计约4700万千瓦、连续5年全球第一、2025年新增659万千瓦、2021年抢装1690万千瓦、盐城整机产能约占全国40%、阳江并网801.66万千瓦；技术阈值：水深40 m/60 m、离岸约70 km。</w:t>
       </w:r>
     </w:p>
     <w:p>
